--- a/data/uploads/Smart-docs-Assistant.docx
+++ b/data/uploads/Smart-docs-Assistant.docx
@@ -3062,13 +3062,1218 @@
     </w:p>
     <w:p>
       <w:pPr>
-        <w:jc w:val="center"/>
-        <w:rPr>
-          <w:rFonts w:ascii="Times New Roman" w:hAnsi="Times New Roman" w:cs="Times New Roman"/>
+        <w:pStyle w:val="isselectedend"/>
+        <w:jc w:val="both"/>
+        <w:rPr>
           <w:b/>
           <w:bCs/>
-          <w:sz w:val="36"/>
-          <w:szCs w:val="36"/>
+          <w:sz w:val="28"/>
+          <w:szCs w:val="28"/>
+        </w:rPr>
+      </w:pPr>
+    </w:p>
+    <w:p>
+      <w:pPr>
+        <w:pStyle w:val="isselectedend"/>
+        <w:jc w:val="both"/>
+        <w:rPr>
+          <w:b/>
+          <w:bCs/>
+          <w:sz w:val="28"/>
+          <w:szCs w:val="28"/>
+        </w:rPr>
+      </w:pPr>
+      <w:r>
+        <w:rPr>
+          <w:b/>
+          <w:bCs/>
+          <w:sz w:val="28"/>
+          <w:szCs w:val="28"/>
+        </w:rPr>
+        <w:t>The tests/ folder is like a Quality Control Lab for the project.</w:t>
+      </w:r>
+    </w:p>
+    <w:p>
+      <w:pPr>
+        <w:pStyle w:val="isselectedend"/>
+        <w:jc w:val="both"/>
+        <w:rPr>
+          <w:b/>
+          <w:bCs/>
+          <w:sz w:val="28"/>
+          <w:szCs w:val="28"/>
+        </w:rPr>
+      </w:pPr>
+    </w:p>
+    <w:p>
+      <w:pPr>
+        <w:pStyle w:val="isselectedend"/>
+        <w:jc w:val="both"/>
+        <w:rPr>
+          <w:b/>
+          <w:bCs/>
+          <w:sz w:val="28"/>
+          <w:szCs w:val="28"/>
+        </w:rPr>
+      </w:pPr>
+      <w:r>
+        <w:rPr>
+          <w:b/>
+          <w:bCs/>
+          <w:sz w:val="28"/>
+          <w:szCs w:val="28"/>
+        </w:rPr>
+        <w:t>It contains files (like test_rag.py) that run automated checks on your code to verify that document processing, security constraints, and database retrieval are working perfectly, preventing any bugs from being introduced when updates are made.</w:t>
+      </w:r>
+    </w:p>
+    <w:p>
+      <w:pPr>
+        <w:pStyle w:val="isselectedend"/>
+        <w:jc w:val="both"/>
+        <w:rPr>
+          <w:sz w:val="28"/>
+          <w:szCs w:val="28"/>
+        </w:rPr>
+      </w:pPr>
+    </w:p>
+    <w:p>
+      <w:pPr>
+        <w:pStyle w:val="isselectedend"/>
+        <w:jc w:val="both"/>
+        <w:rPr>
+          <w:sz w:val="28"/>
+          <w:szCs w:val="28"/>
+        </w:rPr>
+      </w:pPr>
+      <w:r>
+        <w:rPr>
+          <w:sz w:val="28"/>
+          <w:szCs w:val="28"/>
+        </w:rPr>
+        <w:t>Prevents "Regression" (Accidentally Breaking Code)</w:t>
+      </w:r>
+    </w:p>
+    <w:p>
+      <w:pPr>
+        <w:pStyle w:val="isselectedend"/>
+        <w:jc w:val="both"/>
+        <w:rPr>
+          <w:sz w:val="28"/>
+          <w:szCs w:val="28"/>
+        </w:rPr>
+      </w:pPr>
+    </w:p>
+    <w:p>
+      <w:pPr>
+        <w:pStyle w:val="isselectedend"/>
+        <w:jc w:val="both"/>
+        <w:rPr>
+          <w:sz w:val="28"/>
+          <w:szCs w:val="28"/>
+        </w:rPr>
+      </w:pPr>
+      <w:r>
+        <w:rPr>
+          <w:sz w:val="28"/>
+          <w:szCs w:val="28"/>
+        </w:rPr>
+        <w:t>In the future, if you change how documents are chunked or how text is parsed, you might accidentally break something else. Running the test suite immediately alerts you if a change broke any existing features.</w:t>
+      </w:r>
+    </w:p>
+    <w:p>
+      <w:pPr>
+        <w:pStyle w:val="isselectedend"/>
+        <w:jc w:val="both"/>
+        <w:rPr>
+          <w:sz w:val="28"/>
+          <w:szCs w:val="28"/>
+        </w:rPr>
+      </w:pPr>
+      <w:r>
+        <w:rPr>
+          <w:sz w:val="28"/>
+          <w:szCs w:val="28"/>
+        </w:rPr>
+        <w:t>Guarantees Security and Protection Limits</w:t>
+      </w:r>
+    </w:p>
+    <w:p>
+      <w:pPr>
+        <w:pStyle w:val="isselectedend"/>
+        <w:jc w:val="both"/>
+        <w:rPr>
+          <w:sz w:val="28"/>
+          <w:szCs w:val="28"/>
+        </w:rPr>
+      </w:pPr>
+    </w:p>
+    <w:p>
+      <w:pPr>
+        <w:pStyle w:val="isselectedend"/>
+        <w:jc w:val="both"/>
+        <w:rPr>
+          <w:sz w:val="28"/>
+          <w:szCs w:val="28"/>
+        </w:rPr>
+      </w:pPr>
+      <w:r>
+        <w:rPr>
+          <w:sz w:val="28"/>
+          <w:szCs w:val="28"/>
+        </w:rPr>
+        <w:t>The test suite guarantees that the 200MB upload limit and filename sanitization will always work. This protects the server from disk-exhaustion attacks (users uploading massive files to crash the system) and path-traversal attacks (users attempting to overwrite system files).</w:t>
+      </w:r>
+    </w:p>
+    <w:p>
+      <w:pPr>
+        <w:pStyle w:val="isselectedend"/>
+        <w:jc w:val="both"/>
+        <w:rPr>
+          <w:sz w:val="28"/>
+          <w:szCs w:val="28"/>
+        </w:rPr>
+      </w:pPr>
+      <w:r>
+        <w:rPr>
+          <w:sz w:val="28"/>
+          <w:szCs w:val="28"/>
+        </w:rPr>
+        <w:t>Prevents Brand Risk and LLM Hallucinations</w:t>
+      </w:r>
+    </w:p>
+    <w:p>
+      <w:pPr>
+        <w:pStyle w:val="isselectedend"/>
+        <w:jc w:val="both"/>
+        <w:rPr>
+          <w:sz w:val="28"/>
+          <w:szCs w:val="28"/>
+        </w:rPr>
+      </w:pPr>
+    </w:p>
+    <w:p>
+      <w:pPr>
+        <w:pStyle w:val="isselectedend"/>
+        <w:jc w:val="both"/>
+        <w:rPr>
+          <w:sz w:val="28"/>
+          <w:szCs w:val="28"/>
+        </w:rPr>
+      </w:pPr>
+      <w:r>
+        <w:rPr>
+          <w:sz w:val="28"/>
+          <w:szCs w:val="28"/>
+        </w:rPr>
+        <w:lastRenderedPageBreak/>
+        <w:t>RAG applications are prone to "hallucinating" (making up fake answers). test_rag.py continuously verifies that the Answerability Gate is functioning correctly and that the system strictly returns the standard fallback message when it doesn't have the context.</w:t>
+      </w:r>
+    </w:p>
+    <w:p>
+      <w:pPr>
+        <w:pStyle w:val="isselectedend"/>
+        <w:jc w:val="both"/>
+        <w:rPr>
+          <w:sz w:val="28"/>
+          <w:szCs w:val="28"/>
+        </w:rPr>
+      </w:pPr>
+      <w:r>
+        <w:rPr>
+          <w:sz w:val="28"/>
+          <w:szCs w:val="28"/>
+        </w:rPr>
+        <w:t>Saves Manual Verification Time</w:t>
+      </w:r>
+    </w:p>
+    <w:p>
+      <w:pPr>
+        <w:pStyle w:val="isselectedend"/>
+        <w:jc w:val="both"/>
+        <w:rPr>
+          <w:sz w:val="28"/>
+          <w:szCs w:val="28"/>
+        </w:rPr>
+      </w:pPr>
+    </w:p>
+    <w:p>
+      <w:pPr>
+        <w:pStyle w:val="isselectedend"/>
+        <w:jc w:val="both"/>
+        <w:rPr>
+          <w:sz w:val="28"/>
+          <w:szCs w:val="28"/>
+        </w:rPr>
+      </w:pPr>
+      <w:r>
+        <w:rPr>
+          <w:sz w:val="28"/>
+          <w:szCs w:val="28"/>
+        </w:rPr>
+        <w:t>Instead of manually launching the application, opening a web browser, drag-and-dropping multiple files, typing test questions, and clicking buttons to verify if the code works after every single update, you can run the test command and verify the entire system in under 10 seconds.</w:t>
+      </w:r>
+    </w:p>
+    <w:p>
+      <w:pPr>
+        <w:pStyle w:val="isselectedend"/>
+        <w:jc w:val="both"/>
+        <w:rPr>
+          <w:sz w:val="28"/>
+          <w:szCs w:val="28"/>
+        </w:rPr>
+      </w:pPr>
+    </w:p>
+    <w:p>
+      <w:pPr>
+        <w:pStyle w:val="isselectedend"/>
+        <w:jc w:val="both"/>
+        <w:rPr>
+          <w:b/>
+          <w:bCs/>
+          <w:sz w:val="28"/>
+          <w:szCs w:val="28"/>
+        </w:rPr>
+      </w:pPr>
+      <w:r>
+        <w:rPr>
+          <w:b/>
+          <w:bCs/>
+          <w:sz w:val="28"/>
+          <w:szCs w:val="28"/>
+        </w:rPr>
+        <w:t>Performance and Quality Auditor of the RAG system.</w:t>
+      </w:r>
+    </w:p>
+    <w:p>
+      <w:pPr>
+        <w:pStyle w:val="isselectedend"/>
+        <w:jc w:val="both"/>
+        <w:rPr>
+          <w:sz w:val="28"/>
+          <w:szCs w:val="28"/>
+        </w:rPr>
+      </w:pPr>
+    </w:p>
+    <w:p>
+      <w:pPr>
+        <w:pStyle w:val="isselectedend"/>
+        <w:jc w:val="both"/>
+        <w:rPr>
+          <w:sz w:val="28"/>
+          <w:szCs w:val="28"/>
+        </w:rPr>
+      </w:pPr>
+      <w:r>
+        <w:rPr>
+          <w:sz w:val="28"/>
+          <w:szCs w:val="28"/>
+        </w:rPr>
+        <w:t xml:space="preserve">While standard tests (like test_rag.py) check if the code runs without throwing errors, </w:t>
+      </w:r>
+      <w:r>
+        <w:rPr>
+          <w:b/>
+          <w:bCs/>
+          <w:sz w:val="28"/>
+          <w:szCs w:val="28"/>
+        </w:rPr>
+        <w:t>evaluate.py</w:t>
+      </w:r>
+      <w:r>
+        <w:rPr>
+          <w:sz w:val="28"/>
+          <w:szCs w:val="28"/>
+        </w:rPr>
+        <w:t xml:space="preserve"> is specifically built to test if the AI is giving smart, correct, and safe answers.</w:t>
+      </w:r>
+    </w:p>
+    <w:p>
+      <w:pPr>
+        <w:pStyle w:val="isselectedend"/>
+        <w:jc w:val="both"/>
+        <w:rPr>
+          <w:sz w:val="28"/>
+          <w:szCs w:val="28"/>
+        </w:rPr>
+      </w:pPr>
+    </w:p>
+    <w:p>
+      <w:pPr>
+        <w:pStyle w:val="isselectedend"/>
+        <w:jc w:val="both"/>
+        <w:rPr>
+          <w:sz w:val="28"/>
+          <w:szCs w:val="28"/>
+        </w:rPr>
+      </w:pPr>
+      <w:r>
+        <w:rPr>
+          <w:sz w:val="28"/>
+          <w:szCs w:val="28"/>
+        </w:rPr>
+        <w:t>Here is why it is in the project:</w:t>
+      </w:r>
+    </w:p>
+    <w:p>
+      <w:pPr>
+        <w:pStyle w:val="isselectedend"/>
+        <w:jc w:val="both"/>
+        <w:rPr>
+          <w:sz w:val="28"/>
+          <w:szCs w:val="28"/>
+        </w:rPr>
+      </w:pPr>
+    </w:p>
+    <w:p>
+      <w:pPr>
+        <w:pStyle w:val="isselectedend"/>
+        <w:jc w:val="both"/>
+        <w:rPr>
+          <w:sz w:val="28"/>
+          <w:szCs w:val="28"/>
+        </w:rPr>
+      </w:pPr>
+      <w:r>
+        <w:rPr>
+          <w:sz w:val="28"/>
+          <w:szCs w:val="28"/>
+        </w:rPr>
+        <w:t>Checks AI Answer Quality</w:t>
+      </w:r>
+    </w:p>
+    <w:p>
+      <w:pPr>
+        <w:pStyle w:val="isselectedend"/>
+        <w:jc w:val="both"/>
+        <w:rPr>
+          <w:sz w:val="28"/>
+          <w:szCs w:val="28"/>
+        </w:rPr>
+      </w:pPr>
+    </w:p>
+    <w:p>
+      <w:pPr>
+        <w:pStyle w:val="isselectedend"/>
+        <w:jc w:val="both"/>
+        <w:rPr>
+          <w:sz w:val="28"/>
+          <w:szCs w:val="28"/>
+        </w:rPr>
+      </w:pPr>
+      <w:r>
+        <w:rPr>
+          <w:sz w:val="28"/>
+          <w:szCs w:val="28"/>
+        </w:rPr>
+        <w:t>It runs a set of predefined test questions and checks if the generated answer contains the required keywords (</w:t>
+      </w:r>
+      <w:proofErr w:type="gramStart"/>
+      <w:r>
+        <w:rPr>
+          <w:sz w:val="28"/>
+          <w:szCs w:val="28"/>
+        </w:rPr>
+        <w:t>e.g.</w:t>
+      </w:r>
+      <w:proofErr w:type="gramEnd"/>
+      <w:r>
+        <w:rPr>
+          <w:sz w:val="28"/>
+          <w:szCs w:val="28"/>
+        </w:rPr>
+        <w:t xml:space="preserve"> verifying that a question about the programming language returns an answer containing "Python").</w:t>
+      </w:r>
+    </w:p>
+    <w:p>
+      <w:pPr>
+        <w:pStyle w:val="isselectedend"/>
+        <w:jc w:val="both"/>
+        <w:rPr>
+          <w:sz w:val="28"/>
+          <w:szCs w:val="28"/>
+        </w:rPr>
+      </w:pPr>
+      <w:r>
+        <w:rPr>
+          <w:sz w:val="28"/>
+          <w:szCs w:val="28"/>
+        </w:rPr>
+        <w:t>Audits Grounding (Hallucination Control)</w:t>
+      </w:r>
+    </w:p>
+    <w:p>
+      <w:pPr>
+        <w:pStyle w:val="isselectedend"/>
+        <w:jc w:val="both"/>
+        <w:rPr>
+          <w:sz w:val="28"/>
+          <w:szCs w:val="28"/>
+        </w:rPr>
+      </w:pPr>
+    </w:p>
+    <w:p>
+      <w:pPr>
+        <w:pStyle w:val="isselectedend"/>
+        <w:jc w:val="both"/>
+        <w:rPr>
+          <w:sz w:val="28"/>
+          <w:szCs w:val="28"/>
+        </w:rPr>
+      </w:pPr>
+      <w:r>
+        <w:rPr>
+          <w:sz w:val="28"/>
+          <w:szCs w:val="28"/>
+        </w:rPr>
+        <w:t>It submits tricky or out-of-scope questions (like "What is the capital of Japan?" or adversarial questions) to ensure the AI correctly shuts down and returns the standard abstention response instead of making up a fake answer.</w:t>
+      </w:r>
+    </w:p>
+    <w:p>
+      <w:pPr>
+        <w:pStyle w:val="isselectedend"/>
+        <w:jc w:val="both"/>
+        <w:rPr>
+          <w:sz w:val="28"/>
+          <w:szCs w:val="28"/>
+        </w:rPr>
+      </w:pPr>
+      <w:r>
+        <w:rPr>
+          <w:sz w:val="28"/>
+          <w:szCs w:val="28"/>
+        </w:rPr>
+        <w:lastRenderedPageBreak/>
+        <w:t>Measures Retrieval Accuracy</w:t>
+      </w:r>
+    </w:p>
+    <w:p>
+      <w:pPr>
+        <w:pStyle w:val="isselectedend"/>
+        <w:jc w:val="both"/>
+        <w:rPr>
+          <w:sz w:val="28"/>
+          <w:szCs w:val="28"/>
+        </w:rPr>
+      </w:pPr>
+    </w:p>
+    <w:p>
+      <w:pPr>
+        <w:pStyle w:val="isselectedend"/>
+        <w:jc w:val="both"/>
+        <w:rPr>
+          <w:sz w:val="28"/>
+          <w:szCs w:val="28"/>
+        </w:rPr>
+      </w:pPr>
+      <w:r>
+        <w:rPr>
+          <w:sz w:val="28"/>
+          <w:szCs w:val="28"/>
+        </w:rPr>
+        <w:t>It checks whether the vector search successfully finds the correct source document name and page number for each query.</w:t>
+      </w:r>
+    </w:p>
+    <w:p>
+      <w:pPr>
+        <w:pStyle w:val="isselectedend"/>
+        <w:jc w:val="both"/>
+        <w:rPr>
+          <w:sz w:val="28"/>
+          <w:szCs w:val="28"/>
+        </w:rPr>
+      </w:pPr>
+      <w:r>
+        <w:rPr>
+          <w:sz w:val="28"/>
+          <w:szCs w:val="28"/>
+        </w:rPr>
+        <w:t>Measures System Speed (Latency)</w:t>
+      </w:r>
+    </w:p>
+    <w:p>
+      <w:pPr>
+        <w:pStyle w:val="isselectedend"/>
+        <w:jc w:val="both"/>
+        <w:rPr>
+          <w:sz w:val="28"/>
+          <w:szCs w:val="28"/>
+        </w:rPr>
+      </w:pPr>
+    </w:p>
+    <w:p>
+      <w:pPr>
+        <w:pStyle w:val="isselectedend"/>
+        <w:jc w:val="both"/>
+        <w:rPr>
+          <w:sz w:val="28"/>
+          <w:szCs w:val="28"/>
+        </w:rPr>
+      </w:pPr>
+      <w:r>
+        <w:rPr>
+          <w:sz w:val="28"/>
+          <w:szCs w:val="28"/>
+        </w:rPr>
+        <w:t>It tracks exactly how many seconds the database retrieval and generation steps take to complete, so you can monitor if the system is running fast enough.</w:t>
+      </w:r>
+    </w:p>
+    <w:p>
+      <w:pPr>
+        <w:numPr>
+          <w:ilvl w:val="0"/>
+          <w:numId w:val="8"/>
+        </w:numPr>
+        <w:pBdr>
+          <w:top w:val="single" w:sz="2" w:space="0" w:color="auto"/>
+          <w:left w:val="single" w:sz="2" w:space="0" w:color="auto"/>
+          <w:bottom w:val="single" w:sz="2" w:space="0" w:color="auto"/>
+          <w:right w:val="single" w:sz="2" w:space="0" w:color="auto"/>
+        </w:pBdr>
+        <w:shd w:val="clear" w:color="auto" w:fill="181818"/>
+        <w:spacing w:after="0" w:line="240" w:lineRule="auto"/>
+        <w:rPr>
+          <w:rFonts w:ascii="Segoe UI" w:eastAsia="Times New Roman" w:hAnsi="Segoe UI" w:cs="Segoe UI"/>
+          <w:color w:val="CCCCCC"/>
+          <w:sz w:val="20"/>
+          <w:szCs w:val="20"/>
+          <w:lang w:eastAsia="en-IN"/>
+        </w:rPr>
+      </w:pPr>
+      <w:r>
+        <w:rPr>
+          <w:rFonts w:ascii="Segoe UI" w:eastAsia="Times New Roman" w:hAnsi="Segoe UI" w:cs="Segoe UI"/>
+          <w:b/>
+          <w:bCs/>
+          <w:color w:val="CCCCCC"/>
+          <w:sz w:val="24"/>
+          <w:szCs w:val="24"/>
+          <w:bdr w:val="single" w:sz="2" w:space="0" w:color="auto" w:frame="1"/>
+          <w:lang w:eastAsia="en-IN"/>
+        </w:rPr>
+        <w:t>Separates Test Data from Code</w:t>
+      </w:r>
+    </w:p>
+    <w:p>
+      <w:pPr>
+        <w:numPr>
+          <w:ilvl w:val="1"/>
+          <w:numId w:val="8"/>
+        </w:numPr>
+        <w:pBdr>
+          <w:top w:val="single" w:sz="2" w:space="0" w:color="auto"/>
+          <w:left w:val="single" w:sz="2" w:space="0" w:color="auto"/>
+          <w:bottom w:val="single" w:sz="2" w:space="0" w:color="auto"/>
+          <w:right w:val="single" w:sz="2" w:space="0" w:color="auto"/>
+        </w:pBdr>
+        <w:shd w:val="clear" w:color="auto" w:fill="181818"/>
+        <w:spacing w:before="100" w:beforeAutospacing="1" w:after="100" w:afterAutospacing="1" w:line="240" w:lineRule="auto"/>
+        <w:rPr>
+          <w:rFonts w:ascii="Segoe UI" w:eastAsia="Times New Roman" w:hAnsi="Segoe UI" w:cs="Segoe UI"/>
+          <w:color w:val="CCCCCC"/>
+          <w:sz w:val="20"/>
+          <w:szCs w:val="20"/>
+          <w:lang w:eastAsia="en-IN"/>
+        </w:rPr>
+      </w:pPr>
+      <w:r>
+        <w:rPr>
+          <w:rFonts w:ascii="Segoe UI" w:eastAsia="Times New Roman" w:hAnsi="Segoe UI" w:cs="Segoe UI"/>
+          <w:color w:val="CCCCCC"/>
+          <w:sz w:val="20"/>
+          <w:szCs w:val="20"/>
+          <w:lang w:eastAsia="en-IN"/>
+        </w:rPr>
+        <w:t>Instead of writing test questions directly inside the Python code of </w:t>
+      </w:r>
+      <w:r>
+        <w:rPr>
+          <w:rFonts w:ascii="Consolas" w:eastAsia="Times New Roman" w:hAnsi="Consolas" w:cs="Courier New"/>
+          <w:color w:val="D0D0D0"/>
+          <w:sz w:val="18"/>
+          <w:szCs w:val="18"/>
+          <w:bdr w:val="single" w:sz="2" w:space="0" w:color="auto" w:frame="1"/>
+          <w:shd w:val="clear" w:color="auto" w:fill="3C3C3C"/>
+          <w:lang w:eastAsia="en-IN"/>
+        </w:rPr>
+        <w:t>evaluate.py</w:t>
+      </w:r>
+      <w:r>
+        <w:rPr>
+          <w:rFonts w:ascii="Segoe UI" w:eastAsia="Times New Roman" w:hAnsi="Segoe UI" w:cs="Segoe UI"/>
+          <w:color w:val="CCCCCC"/>
+          <w:sz w:val="20"/>
+          <w:szCs w:val="20"/>
+          <w:lang w:eastAsia="en-IN"/>
+        </w:rPr>
+        <w:t>, they are stored in a clean, readable JSON format. This makes it very easy to add, remove, or modify test questions without having to write or change any Python code.</w:t>
+      </w:r>
+    </w:p>
+    <w:p>
+      <w:pPr>
+        <w:numPr>
+          <w:ilvl w:val="0"/>
+          <w:numId w:val="8"/>
+        </w:numPr>
+        <w:pBdr>
+          <w:top w:val="single" w:sz="2" w:space="0" w:color="auto"/>
+          <w:left w:val="single" w:sz="2" w:space="0" w:color="auto"/>
+          <w:bottom w:val="single" w:sz="2" w:space="0" w:color="auto"/>
+          <w:right w:val="single" w:sz="2" w:space="0" w:color="auto"/>
+        </w:pBdr>
+        <w:shd w:val="clear" w:color="auto" w:fill="181818"/>
+        <w:spacing w:after="0" w:line="240" w:lineRule="auto"/>
+        <w:rPr>
+          <w:rFonts w:ascii="Segoe UI" w:eastAsia="Times New Roman" w:hAnsi="Segoe UI" w:cs="Segoe UI"/>
+          <w:color w:val="CCCCCC"/>
+          <w:sz w:val="20"/>
+          <w:szCs w:val="20"/>
+          <w:lang w:eastAsia="en-IN"/>
+        </w:rPr>
+      </w:pPr>
+      <w:r>
+        <w:rPr>
+          <w:rFonts w:ascii="Segoe UI" w:eastAsia="Times New Roman" w:hAnsi="Segoe UI" w:cs="Segoe UI"/>
+          <w:b/>
+          <w:bCs/>
+          <w:color w:val="CCCCCC"/>
+          <w:sz w:val="24"/>
+          <w:szCs w:val="24"/>
+          <w:bdr w:val="single" w:sz="2" w:space="0" w:color="auto" w:frame="1"/>
+          <w:lang w:eastAsia="en-IN"/>
+        </w:rPr>
+        <w:t>Defines "Ground Truth" Standards</w:t>
+      </w:r>
+    </w:p>
+    <w:p>
+      <w:pPr>
+        <w:numPr>
+          <w:ilvl w:val="1"/>
+          <w:numId w:val="8"/>
+        </w:numPr>
+        <w:pBdr>
+          <w:top w:val="single" w:sz="2" w:space="0" w:color="auto"/>
+          <w:left w:val="single" w:sz="2" w:space="0" w:color="auto"/>
+          <w:bottom w:val="single" w:sz="2" w:space="0" w:color="auto"/>
+          <w:right w:val="single" w:sz="2" w:space="0" w:color="auto"/>
+        </w:pBdr>
+        <w:shd w:val="clear" w:color="auto" w:fill="181818"/>
+        <w:spacing w:before="100" w:beforeAutospacing="1" w:after="100" w:afterAutospacing="1" w:line="240" w:lineRule="auto"/>
+        <w:rPr>
+          <w:rFonts w:ascii="Segoe UI" w:eastAsia="Times New Roman" w:hAnsi="Segoe UI" w:cs="Segoe UI"/>
+          <w:color w:val="CCCCCC"/>
+          <w:sz w:val="20"/>
+          <w:szCs w:val="20"/>
+          <w:lang w:eastAsia="en-IN"/>
+        </w:rPr>
+      </w:pPr>
+      <w:r>
+        <w:rPr>
+          <w:rFonts w:ascii="Segoe UI" w:eastAsia="Times New Roman" w:hAnsi="Segoe UI" w:cs="Segoe UI"/>
+          <w:color w:val="CCCCCC"/>
+          <w:sz w:val="20"/>
+          <w:szCs w:val="20"/>
+          <w:lang w:eastAsia="en-IN"/>
+        </w:rPr>
+        <w:t>For every question, the file sets up the exact rules that define a "correct" answer:</w:t>
+      </w:r>
+    </w:p>
+    <w:p>
+      <w:pPr>
+        <w:numPr>
+          <w:ilvl w:val="2"/>
+          <w:numId w:val="8"/>
+        </w:numPr>
+        <w:pBdr>
+          <w:top w:val="single" w:sz="2" w:space="0" w:color="auto"/>
+          <w:left w:val="single" w:sz="2" w:space="0" w:color="auto"/>
+          <w:bottom w:val="single" w:sz="2" w:space="0" w:color="auto"/>
+          <w:right w:val="single" w:sz="2" w:space="0" w:color="auto"/>
+        </w:pBdr>
+        <w:shd w:val="clear" w:color="auto" w:fill="181818"/>
+        <w:spacing w:before="100" w:beforeAutospacing="1" w:after="100" w:afterAutospacing="1" w:line="240" w:lineRule="auto"/>
+        <w:rPr>
+          <w:rFonts w:ascii="Segoe UI" w:eastAsia="Times New Roman" w:hAnsi="Segoe UI" w:cs="Segoe UI"/>
+          <w:color w:val="CCCCCC"/>
+          <w:sz w:val="20"/>
+          <w:szCs w:val="20"/>
+          <w:lang w:eastAsia="en-IN"/>
+        </w:rPr>
+      </w:pPr>
+      <w:r>
+        <w:rPr>
+          <w:rFonts w:ascii="Consolas" w:eastAsia="Times New Roman" w:hAnsi="Consolas" w:cs="Courier New"/>
+          <w:b/>
+          <w:bCs/>
+          <w:color w:val="D0D0D0"/>
+          <w:sz w:val="18"/>
+          <w:szCs w:val="18"/>
+          <w:bdr w:val="single" w:sz="2" w:space="0" w:color="auto" w:frame="1"/>
+          <w:shd w:val="clear" w:color="auto" w:fill="3C3C3C"/>
+          <w:lang w:eastAsia="en-IN"/>
+        </w:rPr>
+        <w:t>category</w:t>
+      </w:r>
+      <w:r>
+        <w:rPr>
+          <w:rFonts w:ascii="Segoe UI" w:eastAsia="Times New Roman" w:hAnsi="Segoe UI" w:cs="Segoe UI"/>
+          <w:color w:val="CCCCCC"/>
+          <w:sz w:val="20"/>
+          <w:szCs w:val="20"/>
+          <w:lang w:eastAsia="en-IN"/>
+        </w:rPr>
+        <w:t>: Defines whether the question is </w:t>
+      </w:r>
+      <w:r>
+        <w:rPr>
+          <w:rFonts w:ascii="Consolas" w:eastAsia="Times New Roman" w:hAnsi="Consolas" w:cs="Courier New"/>
+          <w:color w:val="D0D0D0"/>
+          <w:sz w:val="18"/>
+          <w:szCs w:val="18"/>
+          <w:bdr w:val="single" w:sz="2" w:space="0" w:color="auto" w:frame="1"/>
+          <w:shd w:val="clear" w:color="auto" w:fill="3C3C3C"/>
+          <w:lang w:eastAsia="en-IN"/>
+        </w:rPr>
+        <w:t>in-scope</w:t>
+      </w:r>
+      <w:r>
+        <w:rPr>
+          <w:rFonts w:ascii="Segoe UI" w:eastAsia="Times New Roman" w:hAnsi="Segoe UI" w:cs="Segoe UI"/>
+          <w:color w:val="CCCCCC"/>
+          <w:sz w:val="20"/>
+          <w:szCs w:val="20"/>
+          <w:lang w:eastAsia="en-IN"/>
+        </w:rPr>
+        <w:t> (supported), </w:t>
+      </w:r>
+      <w:r>
+        <w:rPr>
+          <w:rFonts w:ascii="Consolas" w:eastAsia="Times New Roman" w:hAnsi="Consolas" w:cs="Courier New"/>
+          <w:color w:val="D0D0D0"/>
+          <w:sz w:val="18"/>
+          <w:szCs w:val="18"/>
+          <w:bdr w:val="single" w:sz="2" w:space="0" w:color="auto" w:frame="1"/>
+          <w:shd w:val="clear" w:color="auto" w:fill="3C3C3C"/>
+          <w:lang w:eastAsia="en-IN"/>
+        </w:rPr>
+        <w:t>out-of-scope</w:t>
+      </w:r>
+      <w:r>
+        <w:rPr>
+          <w:rFonts w:ascii="Segoe UI" w:eastAsia="Times New Roman" w:hAnsi="Segoe UI" w:cs="Segoe UI"/>
+          <w:color w:val="CCCCCC"/>
+          <w:sz w:val="20"/>
+          <w:szCs w:val="20"/>
+          <w:lang w:eastAsia="en-IN"/>
+        </w:rPr>
+        <w:t> (random), or </w:t>
+      </w:r>
+      <w:r>
+        <w:rPr>
+          <w:rFonts w:ascii="Consolas" w:eastAsia="Times New Roman" w:hAnsi="Consolas" w:cs="Courier New"/>
+          <w:color w:val="D0D0D0"/>
+          <w:sz w:val="18"/>
+          <w:szCs w:val="18"/>
+          <w:bdr w:val="single" w:sz="2" w:space="0" w:color="auto" w:frame="1"/>
+          <w:shd w:val="clear" w:color="auto" w:fill="3C3C3C"/>
+          <w:lang w:eastAsia="en-IN"/>
+        </w:rPr>
+        <w:t>adversarial</w:t>
+      </w:r>
+      <w:r>
+        <w:rPr>
+          <w:rFonts w:ascii="Segoe UI" w:eastAsia="Times New Roman" w:hAnsi="Segoe UI" w:cs="Segoe UI"/>
+          <w:color w:val="CCCCCC"/>
+          <w:sz w:val="20"/>
+          <w:szCs w:val="20"/>
+          <w:lang w:eastAsia="en-IN"/>
+        </w:rPr>
+        <w:t> (tricky).</w:t>
+      </w:r>
+    </w:p>
+    <w:p>
+      <w:pPr>
+        <w:numPr>
+          <w:ilvl w:val="2"/>
+          <w:numId w:val="8"/>
+        </w:numPr>
+        <w:pBdr>
+          <w:top w:val="single" w:sz="2" w:space="0" w:color="auto"/>
+          <w:left w:val="single" w:sz="2" w:space="0" w:color="auto"/>
+          <w:bottom w:val="single" w:sz="2" w:space="0" w:color="auto"/>
+          <w:right w:val="single" w:sz="2" w:space="0" w:color="auto"/>
+        </w:pBdr>
+        <w:shd w:val="clear" w:color="auto" w:fill="181818"/>
+        <w:spacing w:before="100" w:beforeAutospacing="1" w:after="100" w:afterAutospacing="1" w:line="240" w:lineRule="auto"/>
+        <w:rPr>
+          <w:rFonts w:ascii="Segoe UI" w:eastAsia="Times New Roman" w:hAnsi="Segoe UI" w:cs="Segoe UI"/>
+          <w:color w:val="CCCCCC"/>
+          <w:sz w:val="20"/>
+          <w:szCs w:val="20"/>
+          <w:lang w:eastAsia="en-IN"/>
+        </w:rPr>
+      </w:pPr>
+      <w:proofErr w:type="spellStart"/>
+      <w:r>
+        <w:rPr>
+          <w:rFonts w:ascii="Consolas" w:eastAsia="Times New Roman" w:hAnsi="Consolas" w:cs="Courier New"/>
+          <w:b/>
+          <w:bCs/>
+          <w:color w:val="D0D0D0"/>
+          <w:sz w:val="18"/>
+          <w:szCs w:val="18"/>
+          <w:bdr w:val="single" w:sz="2" w:space="0" w:color="auto" w:frame="1"/>
+          <w:shd w:val="clear" w:color="auto" w:fill="3C3C3C"/>
+          <w:lang w:eastAsia="en-IN"/>
+        </w:rPr>
+        <w:t>expected_source</w:t>
+      </w:r>
+      <w:proofErr w:type="spellEnd"/>
+      <w:r>
+        <w:rPr>
+          <w:rFonts w:ascii="Segoe UI" w:eastAsia="Times New Roman" w:hAnsi="Segoe UI" w:cs="Segoe UI"/>
+          <w:b/>
+          <w:bCs/>
+          <w:color w:val="CCCCCC"/>
+          <w:sz w:val="24"/>
+          <w:szCs w:val="24"/>
+          <w:bdr w:val="single" w:sz="2" w:space="0" w:color="auto" w:frame="1"/>
+          <w:lang w:eastAsia="en-IN"/>
+        </w:rPr>
+        <w:t> / </w:t>
+      </w:r>
+      <w:proofErr w:type="spellStart"/>
+      <w:r>
+        <w:rPr>
+          <w:rFonts w:ascii="Consolas" w:eastAsia="Times New Roman" w:hAnsi="Consolas" w:cs="Courier New"/>
+          <w:b/>
+          <w:bCs/>
+          <w:color w:val="D0D0D0"/>
+          <w:sz w:val="18"/>
+          <w:szCs w:val="18"/>
+          <w:bdr w:val="single" w:sz="2" w:space="0" w:color="auto" w:frame="1"/>
+          <w:shd w:val="clear" w:color="auto" w:fill="3C3C3C"/>
+          <w:lang w:eastAsia="en-IN"/>
+        </w:rPr>
+        <w:t>expected_page</w:t>
+      </w:r>
+      <w:proofErr w:type="spellEnd"/>
+      <w:r>
+        <w:rPr>
+          <w:rFonts w:ascii="Segoe UI" w:eastAsia="Times New Roman" w:hAnsi="Segoe UI" w:cs="Segoe UI"/>
+          <w:color w:val="CCCCCC"/>
+          <w:sz w:val="20"/>
+          <w:szCs w:val="20"/>
+          <w:lang w:eastAsia="en-IN"/>
+        </w:rPr>
+        <w:t>: Tells the system exactly which file and page the context must be retrieved from.</w:t>
+      </w:r>
+    </w:p>
+    <w:p>
+      <w:pPr>
+        <w:numPr>
+          <w:ilvl w:val="2"/>
+          <w:numId w:val="8"/>
+        </w:numPr>
+        <w:pBdr>
+          <w:top w:val="single" w:sz="2" w:space="0" w:color="auto"/>
+          <w:left w:val="single" w:sz="2" w:space="0" w:color="auto"/>
+          <w:bottom w:val="single" w:sz="2" w:space="0" w:color="auto"/>
+          <w:right w:val="single" w:sz="2" w:space="0" w:color="auto"/>
+        </w:pBdr>
+        <w:shd w:val="clear" w:color="auto" w:fill="181818"/>
+        <w:spacing w:before="100" w:beforeAutospacing="1" w:after="100" w:afterAutospacing="1" w:line="240" w:lineRule="auto"/>
+        <w:rPr>
+          <w:rFonts w:ascii="Segoe UI" w:eastAsia="Times New Roman" w:hAnsi="Segoe UI" w:cs="Segoe UI"/>
+          <w:color w:val="CCCCCC"/>
+          <w:sz w:val="20"/>
+          <w:szCs w:val="20"/>
+          <w:lang w:eastAsia="en-IN"/>
+        </w:rPr>
+      </w:pPr>
+      <w:proofErr w:type="spellStart"/>
+      <w:r>
+        <w:rPr>
+          <w:rFonts w:ascii="Consolas" w:eastAsia="Times New Roman" w:hAnsi="Consolas" w:cs="Courier New"/>
+          <w:b/>
+          <w:bCs/>
+          <w:color w:val="D0D0D0"/>
+          <w:sz w:val="18"/>
+          <w:szCs w:val="18"/>
+          <w:bdr w:val="single" w:sz="2" w:space="0" w:color="auto" w:frame="1"/>
+          <w:shd w:val="clear" w:color="auto" w:fill="3C3C3C"/>
+          <w:lang w:eastAsia="en-IN"/>
+        </w:rPr>
+        <w:t>expect_abstention</w:t>
+      </w:r>
+      <w:proofErr w:type="spellEnd"/>
+      <w:r>
+        <w:rPr>
+          <w:rFonts w:ascii="Segoe UI" w:eastAsia="Times New Roman" w:hAnsi="Segoe UI" w:cs="Segoe UI"/>
+          <w:color w:val="CCCCCC"/>
+          <w:sz w:val="20"/>
+          <w:szCs w:val="20"/>
+          <w:lang w:eastAsia="en-IN"/>
+        </w:rPr>
+        <w:t>: Specifies whether the AI should refuse to answer (</w:t>
+      </w:r>
+      <w:r>
+        <w:rPr>
+          <w:rFonts w:ascii="Consolas" w:eastAsia="Times New Roman" w:hAnsi="Consolas" w:cs="Courier New"/>
+          <w:color w:val="D0D0D0"/>
+          <w:sz w:val="18"/>
+          <w:szCs w:val="18"/>
+          <w:bdr w:val="single" w:sz="2" w:space="0" w:color="auto" w:frame="1"/>
+          <w:shd w:val="clear" w:color="auto" w:fill="3C3C3C"/>
+          <w:lang w:eastAsia="en-IN"/>
+        </w:rPr>
+        <w:t>true</w:t>
+      </w:r>
+      <w:r>
+        <w:rPr>
+          <w:rFonts w:ascii="Segoe UI" w:eastAsia="Times New Roman" w:hAnsi="Segoe UI" w:cs="Segoe UI"/>
+          <w:color w:val="CCCCCC"/>
+          <w:sz w:val="20"/>
+          <w:szCs w:val="20"/>
+          <w:lang w:eastAsia="en-IN"/>
+        </w:rPr>
+        <w:t>) or generate a full response (</w:t>
+      </w:r>
+      <w:r>
+        <w:rPr>
+          <w:rFonts w:ascii="Consolas" w:eastAsia="Times New Roman" w:hAnsi="Consolas" w:cs="Courier New"/>
+          <w:color w:val="D0D0D0"/>
+          <w:sz w:val="18"/>
+          <w:szCs w:val="18"/>
+          <w:bdr w:val="single" w:sz="2" w:space="0" w:color="auto" w:frame="1"/>
+          <w:shd w:val="clear" w:color="auto" w:fill="3C3C3C"/>
+          <w:lang w:eastAsia="en-IN"/>
+        </w:rPr>
+        <w:t>false</w:t>
+      </w:r>
+      <w:r>
+        <w:rPr>
+          <w:rFonts w:ascii="Segoe UI" w:eastAsia="Times New Roman" w:hAnsi="Segoe UI" w:cs="Segoe UI"/>
+          <w:color w:val="CCCCCC"/>
+          <w:sz w:val="20"/>
+          <w:szCs w:val="20"/>
+          <w:lang w:eastAsia="en-IN"/>
+        </w:rPr>
+        <w:t>).</w:t>
+      </w:r>
+    </w:p>
+    <w:p>
+      <w:pPr>
+        <w:numPr>
+          <w:ilvl w:val="2"/>
+          <w:numId w:val="8"/>
+        </w:numPr>
+        <w:pBdr>
+          <w:top w:val="single" w:sz="2" w:space="0" w:color="auto"/>
+          <w:left w:val="single" w:sz="2" w:space="0" w:color="auto"/>
+          <w:bottom w:val="single" w:sz="2" w:space="0" w:color="auto"/>
+          <w:right w:val="single" w:sz="2" w:space="0" w:color="auto"/>
+        </w:pBdr>
+        <w:shd w:val="clear" w:color="auto" w:fill="181818"/>
+        <w:spacing w:before="100" w:beforeAutospacing="1" w:after="100" w:afterAutospacing="1" w:line="240" w:lineRule="auto"/>
+        <w:rPr>
+          <w:rFonts w:ascii="Segoe UI" w:eastAsia="Times New Roman" w:hAnsi="Segoe UI" w:cs="Segoe UI"/>
+          <w:color w:val="CCCCCC"/>
+          <w:sz w:val="20"/>
+          <w:szCs w:val="20"/>
+          <w:lang w:eastAsia="en-IN"/>
+        </w:rPr>
+      </w:pPr>
+      <w:proofErr w:type="spellStart"/>
+      <w:r>
+        <w:rPr>
+          <w:rFonts w:ascii="Consolas" w:eastAsia="Times New Roman" w:hAnsi="Consolas" w:cs="Courier New"/>
+          <w:b/>
+          <w:bCs/>
+          <w:color w:val="D0D0D0"/>
+          <w:sz w:val="18"/>
+          <w:szCs w:val="18"/>
+          <w:bdr w:val="single" w:sz="2" w:space="0" w:color="auto" w:frame="1"/>
+          <w:shd w:val="clear" w:color="auto" w:fill="3C3C3C"/>
+          <w:lang w:eastAsia="en-IN"/>
+        </w:rPr>
+        <w:t>target_answer_keywords</w:t>
+      </w:r>
+      <w:proofErr w:type="spellEnd"/>
+      <w:r>
+        <w:rPr>
+          <w:rFonts w:ascii="Segoe UI" w:eastAsia="Times New Roman" w:hAnsi="Segoe UI" w:cs="Segoe UI"/>
+          <w:color w:val="CCCCCC"/>
+          <w:sz w:val="20"/>
+          <w:szCs w:val="20"/>
+          <w:lang w:eastAsia="en-IN"/>
+        </w:rPr>
+        <w:t>: The key facts/words that the AI's final answer must contain (</w:t>
+      </w:r>
+      <w:proofErr w:type="gramStart"/>
+      <w:r>
+        <w:rPr>
+          <w:rFonts w:ascii="Segoe UI" w:eastAsia="Times New Roman" w:hAnsi="Segoe UI" w:cs="Segoe UI"/>
+          <w:color w:val="CCCCCC"/>
+          <w:sz w:val="20"/>
+          <w:szCs w:val="20"/>
+          <w:lang w:eastAsia="en-IN"/>
+        </w:rPr>
+        <w:t>e.g.</w:t>
+      </w:r>
+      <w:proofErr w:type="gramEnd"/>
+      <w:r>
+        <w:rPr>
+          <w:rFonts w:ascii="Segoe UI" w:eastAsia="Times New Roman" w:hAnsi="Segoe UI" w:cs="Segoe UI"/>
+          <w:color w:val="CCCCCC"/>
+          <w:sz w:val="20"/>
+          <w:szCs w:val="20"/>
+          <w:lang w:eastAsia="en-IN"/>
+        </w:rPr>
+        <w:t> </w:t>
+      </w:r>
+      <w:r>
+        <w:rPr>
+          <w:rFonts w:ascii="Consolas" w:eastAsia="Times New Roman" w:hAnsi="Consolas" w:cs="Courier New"/>
+          <w:color w:val="D0D0D0"/>
+          <w:sz w:val="18"/>
+          <w:szCs w:val="18"/>
+          <w:bdr w:val="single" w:sz="2" w:space="0" w:color="auto" w:frame="1"/>
+          <w:shd w:val="clear" w:color="auto" w:fill="3C3C3C"/>
+          <w:lang w:eastAsia="en-IN"/>
+        </w:rPr>
+        <w:t>"Python"</w:t>
+      </w:r>
+      <w:r>
+        <w:rPr>
+          <w:rFonts w:ascii="Segoe UI" w:eastAsia="Times New Roman" w:hAnsi="Segoe UI" w:cs="Segoe UI"/>
+          <w:color w:val="CCCCCC"/>
+          <w:sz w:val="20"/>
+          <w:szCs w:val="20"/>
+          <w:lang w:eastAsia="en-IN"/>
+        </w:rPr>
+        <w:t>).</w:t>
+      </w:r>
+    </w:p>
+    <w:p>
+      <w:pPr>
+        <w:numPr>
+          <w:ilvl w:val="0"/>
+          <w:numId w:val="8"/>
+        </w:numPr>
+        <w:pBdr>
+          <w:top w:val="single" w:sz="2" w:space="0" w:color="auto"/>
+          <w:left w:val="single" w:sz="2" w:space="0" w:color="auto"/>
+          <w:bottom w:val="single" w:sz="2" w:space="0" w:color="auto"/>
+          <w:right w:val="single" w:sz="2" w:space="0" w:color="auto"/>
+        </w:pBdr>
+        <w:shd w:val="clear" w:color="auto" w:fill="181818"/>
+        <w:spacing w:after="0" w:line="240" w:lineRule="auto"/>
+        <w:rPr>
+          <w:rFonts w:ascii="Segoe UI" w:eastAsia="Times New Roman" w:hAnsi="Segoe UI" w:cs="Segoe UI"/>
+          <w:color w:val="CCCCCC"/>
+          <w:sz w:val="20"/>
+          <w:szCs w:val="20"/>
+          <w:lang w:eastAsia="en-IN"/>
+        </w:rPr>
+      </w:pPr>
+      <w:r>
+        <w:rPr>
+          <w:rFonts w:ascii="Segoe UI" w:eastAsia="Times New Roman" w:hAnsi="Segoe UI" w:cs="Segoe UI"/>
+          <w:b/>
+          <w:bCs/>
+          <w:color w:val="CCCCCC"/>
+          <w:sz w:val="24"/>
+          <w:szCs w:val="24"/>
+          <w:bdr w:val="single" w:sz="2" w:space="0" w:color="auto" w:frame="1"/>
+          <w:lang w:eastAsia="en-IN"/>
+        </w:rPr>
+        <w:t>Supports Version Tracking</w:t>
+      </w:r>
+    </w:p>
+    <w:p>
+      <w:pPr>
+        <w:numPr>
+          <w:ilvl w:val="1"/>
+          <w:numId w:val="8"/>
+        </w:numPr>
+        <w:pBdr>
+          <w:top w:val="single" w:sz="2" w:space="0" w:color="auto"/>
+          <w:left w:val="single" w:sz="2" w:space="0" w:color="auto"/>
+          <w:bottom w:val="single" w:sz="2" w:space="0" w:color="auto"/>
+          <w:right w:val="single" w:sz="2" w:space="0" w:color="auto"/>
+        </w:pBdr>
+        <w:shd w:val="clear" w:color="auto" w:fill="181818"/>
+        <w:spacing w:before="100" w:beforeAutospacing="1" w:after="100" w:afterAutospacing="1" w:line="240" w:lineRule="auto"/>
+        <w:rPr>
+          <w:rFonts w:ascii="Segoe UI" w:eastAsia="Times New Roman" w:hAnsi="Segoe UI" w:cs="Segoe UI"/>
+          <w:color w:val="CCCCCC"/>
+          <w:sz w:val="20"/>
+          <w:szCs w:val="20"/>
+          <w:lang w:eastAsia="en-IN"/>
+        </w:rPr>
+      </w:pPr>
+      <w:r>
+        <w:rPr>
+          <w:rFonts w:ascii="Segoe UI" w:eastAsia="Times New Roman" w:hAnsi="Segoe UI" w:cs="Segoe UI"/>
+          <w:color w:val="CCCCCC"/>
+          <w:sz w:val="20"/>
+          <w:szCs w:val="20"/>
+          <w:lang w:eastAsia="en-IN"/>
+        </w:rPr>
+        <w:t>It contains a </w:t>
+      </w:r>
+      <w:r>
+        <w:rPr>
+          <w:rFonts w:ascii="Consolas" w:eastAsia="Times New Roman" w:hAnsi="Consolas" w:cs="Courier New"/>
+          <w:color w:val="D0D0D0"/>
+          <w:sz w:val="18"/>
+          <w:szCs w:val="18"/>
+          <w:bdr w:val="single" w:sz="2" w:space="0" w:color="auto" w:frame="1"/>
+          <w:shd w:val="clear" w:color="auto" w:fill="3C3C3C"/>
+          <w:lang w:eastAsia="en-IN"/>
+        </w:rPr>
+        <w:t>"version"</w:t>
+      </w:r>
+      <w:r>
+        <w:rPr>
+          <w:rFonts w:ascii="Segoe UI" w:eastAsia="Times New Roman" w:hAnsi="Segoe UI" w:cs="Segoe UI"/>
+          <w:color w:val="CCCCCC"/>
+          <w:sz w:val="20"/>
+          <w:szCs w:val="20"/>
+          <w:lang w:eastAsia="en-IN"/>
+        </w:rPr>
+        <w:t> tag (</w:t>
+      </w:r>
+      <w:r>
+        <w:rPr>
+          <w:rFonts w:ascii="Consolas" w:eastAsia="Times New Roman" w:hAnsi="Consolas" w:cs="Courier New"/>
+          <w:color w:val="D0D0D0"/>
+          <w:sz w:val="18"/>
+          <w:szCs w:val="18"/>
+          <w:bdr w:val="single" w:sz="2" w:space="0" w:color="auto" w:frame="1"/>
+          <w:shd w:val="clear" w:color="auto" w:fill="3C3C3C"/>
+          <w:lang w:eastAsia="en-IN"/>
+        </w:rPr>
+        <w:t>"1.0.0"</w:t>
+      </w:r>
+      <w:r>
+        <w:rPr>
+          <w:rFonts w:ascii="Segoe UI" w:eastAsia="Times New Roman" w:hAnsi="Segoe UI" w:cs="Segoe UI"/>
+          <w:color w:val="CCCCCC"/>
+          <w:sz w:val="20"/>
+          <w:szCs w:val="20"/>
+          <w:lang w:eastAsia="en-IN"/>
+        </w:rPr>
+        <w:t>). As your project grows and you add more documents, you can update this versioned dataset to run tougher QA tests over time.</w:t>
+      </w:r>
+    </w:p>
+    <w:p>
+      <w:pPr>
+        <w:pStyle w:val="isselectedend"/>
+        <w:jc w:val="both"/>
+        <w:rPr>
+          <w:sz w:val="28"/>
+          <w:szCs w:val="28"/>
         </w:rPr>
       </w:pPr>
     </w:p>
@@ -3582,6 +4787,127 @@
     </w:lvl>
   </w:abstractNum>
   <w:abstractNum w:abstractNumId="4" w15:restartNumberingAfterBreak="0">
+    <w:nsid w:val="3D8013A0"/>
+    <w:multiLevelType w:val="multilevel"/>
+    <w:tmpl w:val="21BA2A0C"/>
+    <w:lvl w:ilvl="0">
+      <w:start w:val="1"/>
+      <w:numFmt w:val="decimal"/>
+      <w:lvlText w:val="%1."/>
+      <w:lvlJc w:val="left"/>
+      <w:pPr>
+        <w:tabs>
+          <w:tab w:val="num" w:pos="720"/>
+        </w:tabs>
+        <w:ind w:left="720" w:hanging="360"/>
+      </w:pPr>
+    </w:lvl>
+    <w:lvl w:ilvl="1">
+      <w:start w:val="1"/>
+      <w:numFmt w:val="bullet"/>
+      <w:lvlText w:val=""/>
+      <w:lvlJc w:val="left"/>
+      <w:pPr>
+        <w:tabs>
+          <w:tab w:val="num" w:pos="1440"/>
+        </w:tabs>
+        <w:ind w:left="1440" w:hanging="360"/>
+      </w:pPr>
+      <w:rPr>
+        <w:rFonts w:ascii="Symbol" w:hAnsi="Symbol" w:hint="default"/>
+        <w:sz w:val="20"/>
+      </w:rPr>
+    </w:lvl>
+    <w:lvl w:ilvl="2">
+      <w:start w:val="1"/>
+      <w:numFmt w:val="bullet"/>
+      <w:lvlText w:val=""/>
+      <w:lvlJc w:val="left"/>
+      <w:pPr>
+        <w:tabs>
+          <w:tab w:val="num" w:pos="2160"/>
+        </w:tabs>
+        <w:ind w:left="2160" w:hanging="360"/>
+      </w:pPr>
+      <w:rPr>
+        <w:rFonts w:ascii="Symbol" w:hAnsi="Symbol" w:hint="default"/>
+        <w:sz w:val="20"/>
+      </w:rPr>
+    </w:lvl>
+    <w:lvl w:ilvl="3" w:tentative="1">
+      <w:start w:val="1"/>
+      <w:numFmt w:val="decimal"/>
+      <w:lvlText w:val="%4."/>
+      <w:lvlJc w:val="left"/>
+      <w:pPr>
+        <w:tabs>
+          <w:tab w:val="num" w:pos="2880"/>
+        </w:tabs>
+        <w:ind w:left="2880" w:hanging="360"/>
+      </w:pPr>
+    </w:lvl>
+    <w:lvl w:ilvl="4" w:tentative="1">
+      <w:start w:val="1"/>
+      <w:numFmt w:val="decimal"/>
+      <w:lvlText w:val="%5."/>
+      <w:lvlJc w:val="left"/>
+      <w:pPr>
+        <w:tabs>
+          <w:tab w:val="num" w:pos="3600"/>
+        </w:tabs>
+        <w:ind w:left="3600" w:hanging="360"/>
+      </w:pPr>
+    </w:lvl>
+    <w:lvl w:ilvl="5" w:tentative="1">
+      <w:start w:val="1"/>
+      <w:numFmt w:val="decimal"/>
+      <w:lvlText w:val="%6."/>
+      <w:lvlJc w:val="left"/>
+      <w:pPr>
+        <w:tabs>
+          <w:tab w:val="num" w:pos="4320"/>
+        </w:tabs>
+        <w:ind w:left="4320" w:hanging="360"/>
+      </w:pPr>
+    </w:lvl>
+    <w:lvl w:ilvl="6" w:tentative="1">
+      <w:start w:val="1"/>
+      <w:numFmt w:val="decimal"/>
+      <w:lvlText w:val="%7."/>
+      <w:lvlJc w:val="left"/>
+      <w:pPr>
+        <w:tabs>
+          <w:tab w:val="num" w:pos="5040"/>
+        </w:tabs>
+        <w:ind w:left="5040" w:hanging="360"/>
+      </w:pPr>
+    </w:lvl>
+    <w:lvl w:ilvl="7" w:tentative="1">
+      <w:start w:val="1"/>
+      <w:numFmt w:val="decimal"/>
+      <w:lvlText w:val="%8."/>
+      <w:lvlJc w:val="left"/>
+      <w:pPr>
+        <w:tabs>
+          <w:tab w:val="num" w:pos="5760"/>
+        </w:tabs>
+        <w:ind w:left="5760" w:hanging="360"/>
+      </w:pPr>
+    </w:lvl>
+    <w:lvl w:ilvl="8" w:tentative="1">
+      <w:start w:val="1"/>
+      <w:numFmt w:val="decimal"/>
+      <w:lvlText w:val="%9."/>
+      <w:lvlJc w:val="left"/>
+      <w:pPr>
+        <w:tabs>
+          <w:tab w:val="num" w:pos="6480"/>
+        </w:tabs>
+        <w:ind w:left="6480" w:hanging="360"/>
+      </w:pPr>
+    </w:lvl>
+  </w:abstractNum>
+  <w:abstractNum w:abstractNumId="5" w15:restartNumberingAfterBreak="0">
     <w:nsid w:val="3DB164E2"/>
     <w:multiLevelType w:val="hybridMultilevel"/>
     <w:tmpl w:val="220ED720"/>
@@ -3667,7 +4993,7 @@
       </w:pPr>
     </w:lvl>
   </w:abstractNum>
-  <w:abstractNum w:abstractNumId="5" w15:restartNumberingAfterBreak="0">
+  <w:abstractNum w:abstractNumId="6" w15:restartNumberingAfterBreak="0">
     <w:nsid w:val="70E133A0"/>
     <w:multiLevelType w:val="multilevel"/>
     <w:tmpl w:val="7DF00204"/>
@@ -3816,7 +5142,7 @@
       </w:rPr>
     </w:lvl>
   </w:abstractNum>
-  <w:abstractNum w:abstractNumId="6" w15:restartNumberingAfterBreak="0">
+  <w:abstractNum w:abstractNumId="7" w15:restartNumberingAfterBreak="0">
     <w:nsid w:val="7BB059C3"/>
     <w:multiLevelType w:val="multilevel"/>
     <w:tmpl w:val="D226765C"/>
@@ -3966,10 +5292,10 @@
     </w:lvl>
   </w:abstractNum>
   <w:num w:numId="1">
-    <w:abstractNumId w:val="6"/>
+    <w:abstractNumId w:val="7"/>
   </w:num>
   <w:num w:numId="2">
-    <w:abstractNumId w:val="5"/>
+    <w:abstractNumId w:val="6"/>
   </w:num>
   <w:num w:numId="3">
     <w:abstractNumId w:val="1"/>
@@ -3978,13 +5304,16 @@
     <w:abstractNumId w:val="3"/>
   </w:num>
   <w:num w:numId="5">
-    <w:abstractNumId w:val="4"/>
+    <w:abstractNumId w:val="5"/>
   </w:num>
   <w:num w:numId="6">
     <w:abstractNumId w:val="0"/>
   </w:num>
   <w:num w:numId="7">
     <w:abstractNumId w:val="2"/>
+  </w:num>
+  <w:num w:numId="8">
+    <w:abstractNumId w:val="4"/>
   </w:num>
 </w:numbering>
 </file>
@@ -4588,6 +5917,19 @@
       <w:contextualSpacing/>
     </w:pPr>
   </w:style>
+  <w:style w:type="character" w:styleId="HTMLCode">
+    <w:name w:val="HTML Code"/>
+    <w:basedOn w:val="DefaultParagraphFont"/>
+    <w:uiPriority w:val="99"/>
+    <w:semiHidden/>
+    <w:unhideWhenUsed/>
+    <w:rsid w:val="00452E34"/>
+    <w:rPr>
+      <w:rFonts w:ascii="Courier New" w:eastAsia="Times New Roman" w:hAnsi="Courier New" w:cs="Courier New"/>
+      <w:sz w:val="20"/>
+      <w:szCs w:val="20"/>
+    </w:rPr>
+  </w:style>
 </w:styles>
 </file>
 
